--- a/public/uploads/contracts/draft-19.docx
+++ b/public/uploads/contracts/draft-19.docx
@@ -51,24 +51,24 @@
           <w:szCs w:val="28"/>
           <w:lang w:val="uz-Cyrl-UZ"/>
         </w:rPr>
-        <w:t xml:space="preserve">2026 йил 26-июн          А-26-XR1PM-сон                                        Тошкент шаҳри ш.</w:t>
-      </w:r>
-    </w:p>
-    <w:p/>
-    <w:p>
-      <w:pPr>
-        <w:spacing w:after="0" w:line="240" w:lineRule="auto"/>
-        <w:ind w:firstLine="851"/>
-        <w:jc w:val="both"/>
-      </w:pPr>
-      <w:r>
-        <w:rPr>
-          <w:rFonts w:ascii="Times New Roman" w:hAnsi="Times New Roman" w:cs="Times New Roman"/>
-          <w:sz w:val="28"/>
-          <w:szCs w:val="28"/>
-          <w:lang w:val="uz-Cyrl-UZ"/>
-        </w:rPr>
-        <w:t xml:space="preserve">Кейинги ўринларда “Ижарага берувчи” деб номланадиган Тошкент шаҳар ҳокимияти томонидан ва кейинги ўринларда “Ижарага олувчи” деб номланадиган Эргашев Дилшод («TASHKENT TEXTILE» МЧЖ) томонидан мазкур шартномани Ўзбекистон Республикаси Ягона интерактив давлат хизматлари портали орқали 2026 йил 26-июн да келиб тушган А-26-XR1PM-сон аризага биноан тузди.</w:t>
+        <w:t xml:space="preserve">2026 йил 30-июн          А-25-QTPAZ-сон                                        Тошкент шаҳри ш.</w:t>
+      </w:r>
+    </w:p>
+    <w:p/>
+    <w:p>
+      <w:pPr>
+        <w:spacing w:after="0" w:line="240" w:lineRule="auto"/>
+        <w:ind w:firstLine="851"/>
+        <w:jc w:val="both"/>
+      </w:pPr>
+      <w:r>
+        <w:rPr>
+          <w:rFonts w:ascii="Times New Roman" w:hAnsi="Times New Roman" w:cs="Times New Roman"/>
+          <w:sz w:val="28"/>
+          <w:szCs w:val="28"/>
+          <w:lang w:val="uz-Cyrl-UZ"/>
+        </w:rPr>
+        <w:t xml:space="preserve">Кейинги ўринларда “Ижарага берувчи” деб номланадиган Тошкент шаҳар ҳокимияти томонидан ва кейинги ўринларда “Ижарага олувчи” деб номланадиган Эргашев Дилшод («SARDOR» МАСЪУЛИЯТИ ЧЕКЛАНГАН ЖАМИЯТ) томонидан мазкур шартномани Ўзбекистон Республикаси Ягона интерактив давлат хизматлари портали орқали 2026 йил 30-июн да келиб тушган А-25-QTPAZ-сон аризага биноан тузди.</w:t>
       </w:r>
     </w:p>
     <w:p/>
@@ -120,7 +120,7 @@
           <w:szCs w:val="28"/>
           <w:lang w:val="uz-Cyrl-UZ"/>
         </w:rPr>
-        <w:t xml:space="preserve">1.2. Ижарага берувчи ер участкасини 2026 йил 26-июн дан 1 (бир) йил муддатга ижарага беради, Ижарага олувчи эса ўзига тегишли бўлган Тошкент шаҳрининг Мирзо-Улуғбек туманидаги Мирзо-Улуғбек тумани, Алишер Навоий кўчаси, №10 манзилда жойлашган «TASHKENT TEXTILE» МЧЖ объекти (ер участкаси)га туташ ҳудуддаги кейинчалик “Ер участкаси” деб номланувчи 64 кв.м ер майдонни Тўқимачилик фаолиятини ташкил этиш учун ижарага олади.</w:t>
+        <w:t xml:space="preserve">1.2. Ижарага берувчи ер участкасини 2026 йил 30-июн дан 1 (бир) йил муддатга ижарага беради, Ижарага олувчи эса ўзига тегишли бўлган Тошкент шаҳрининг Мирзо-Улуғбек туманидаги Мирзо-Улуғбек тумани, Истиқлол кўчаси, №18 манзилда жойлашган «SARDOR» МАСЪУЛИЯТИ ЧЕКЛАНГАН ЖАМИЯТ объекти (ер участкаси)га туташ ҳудуддаги кейинчалик “Ер участкаси” деб номланувчи 44 кв.м ер майдонни Савдо / Дўкон фаолиятини ташкил этиш учун ижарага олади.</w:t>
       </w:r>
     </w:p>
     <w:p/>
@@ -274,7 +274,7 @@
           <w:szCs w:val="28"/>
           <w:lang w:val="uz-Cyrl-UZ"/>
         </w:rPr>
-        <w:t xml:space="preserve">2.6. Объект жойлашган кўча тури: Оддий кўча. Кадастр рақами: 10:11:04:09:08:0104.</w:t>
+        <w:t xml:space="preserve">2.6. Объект жойлашган кўча тури: Гастрономик кўча. Кадастр рақами: 10:11:01:03:05:0100.</w:t>
       </w:r>
     </w:p>
     <w:p/>
@@ -343,7 +343,7 @@
           <w:szCs w:val="28"/>
           <w:lang w:val="uz-Cyrl-UZ"/>
         </w:rPr>
-        <w:t xml:space="preserve">3.3. Ер участкаси учун йиллик ижара тўлови 34 560 000 сўмни ташкил этади ва йиллик ижара тўлов суммасининг тенг миқдорга бўлган ҳолда ҳар ойда (ойлик 2 880 000 сўм) амалга оширилади.</w:t>
+        <w:t xml:space="preserve">3.3. Ер участкаси учун йиллик ижара тўлови 23 760 000 сўмни ташкил этади ва йиллик ижара тўлов суммасининг тенг миқдорга бўлган ҳолда ҳар ойда (ойлик 1 980 000 сўм) амалга оширилади.</w:t>
       </w:r>
     </w:p>
     <w:p/>
@@ -1021,149 +1021,6 @@
         <w:t xml:space="preserve">Тарафларнинг юридик манзиллари ва реквизитлари:</w:t>
       </w:r>
     </w:p>
-    <w:p/>
-    <w:p/>
-    <w:tbl>
-      <w:tblPr>
-        <w:tblW w:w="9000" w:type="dxa"/>
-        <w:jc w:val="center"/>
-        <w:tblBorders>
-          <w:top w:val="none" w:sz="0" w:space="0"/>
-          <w:left w:val="none" w:sz="0" w:space="0"/>
-          <w:bottom w:val="none" w:sz="0" w:space="0"/>
-          <w:right w:val="none" w:sz="0" w:space="0"/>
-          <w:insideH w:val="none" w:sz="0" w:space="0"/>
-          <w:insideV w:val="none" w:sz="0" w:space="0"/>
-        </w:tblBorders>
-      </w:tblPr>
-      <w:tr>
-        <w:tc>
-          <w:tcPr>
-            <w:tcW w:w="3200" w:type="dxa"/>
-            <w:vAlign w:val="center"/>
-          </w:tcPr>
-          <w:p>
-            <w:pPr>
-              <w:jc w:val="left"/>
-              <w:spacing w:after="20" w:line="240" w:lineRule="auto"/>
-            </w:pPr>
-            <w:r>
-              <w:rPr>
-                <w:rFonts w:ascii="Times New Roman" w:hAnsi="Times New Roman" w:cs="Times New Roman"/>
-                <w:b/>
-                <w:bCs/>
-                <w:sz w:val="28"/>
-                <w:szCs w:val="28"/>
-                <w:lang w:val="uz-Cyrl-UZ"/>
-              </w:rPr>
-              <w:t xml:space="preserve">19-сон</w:t>
-            </w:r>
-          </w:p>
-          <w:p>
-            <w:pPr>
-              <w:jc w:val="left"/>
-              <w:spacing w:after="20" w:line="240" w:lineRule="auto"/>
-            </w:pPr>
-            <w:r>
-              <w:rPr>
-                <w:rFonts w:ascii="Times New Roman" w:hAnsi="Times New Roman" w:cs="Times New Roman"/>
-                <w:b/>
-                <w:bCs/>
-                <w:sz w:val="28"/>
-                <w:szCs w:val="28"/>
-                <w:lang w:val="uz-Cyrl-UZ"/>
-              </w:rPr>
-              <w:t xml:space="preserve">2026-йил 26-июн</w:t>
-            </w:r>
-          </w:p>
-        </w:tc>
-        <w:tc>
-          <w:tcPr>
-            <w:tcW w:w="2600" w:type="dxa"/>
-            <w:vAlign w:val="center"/>
-          </w:tcPr>
-          <w:p>
-            <w:pPr>
-              <w:jc w:val="center"/>
-              <w:spacing w:after="0"/>
-            </w:pPr>
-            <w:r>
-              <w:drawing>
-                <wp:inline distT="0" distB="0" distL="0" distR="0">
-                  <wp:extent cx="990000" cy="990000"/>
-                  <wp:effectExtent l="0" t="0" r="0" b="0"/>
-                  <wp:docPr id="1" name="QR1"/>
-                  <wp:cNvGraphicFramePr/>
-                  <a:graphic xmlns:a="http://schemas.openxmlformats.org/drawingml/2006/main">
-                    <a:graphicData uri="http://schemas.openxmlformats.org/drawingml/2006/picture">
-                      <pic:pic xmlns:pic="http://schemas.openxmlformats.org/drawingml/2006/picture">
-                        <pic:nvPicPr>
-                          <pic:cNvPr id="1" name="QR1"/>
-                          <pic:cNvPicPr/>
-                        </pic:nvPicPr>
-                        <pic:blipFill>
-                          <a:blip r:embed="rIdImg1"/>
-                          <a:stretch>
-                            <a:fillRect/>
-                          </a:stretch>
-                        </pic:blipFill>
-                        <pic:spPr>
-                          <a:xfrm>
-                            <a:off x="0" y="0"/>
-                            <a:ext cx="990000" cy="990000"/>
-                          </a:xfrm>
-                          <a:prstGeom prst="rect">
-                            <a:avLst/>
-                          </a:prstGeom>
-                        </pic:spPr>
-                      </pic:pic>
-                    </a:graphicData>
-                  </a:graphic>
-                </wp:inline>
-              </w:drawing>
-            </w:r>
-          </w:p>
-        </w:tc>
-        <w:tc>
-          <w:tcPr>
-            <w:tcW w:w="3200" w:type="dxa"/>
-            <w:vAlign w:val="center"/>
-          </w:tcPr>
-          <w:p>
-            <w:pPr>
-              <w:jc w:val="right"/>
-              <w:spacing w:after="20" w:line="240" w:lineRule="auto"/>
-            </w:pPr>
-            <w:r>
-              <w:rPr>
-                <w:rFonts w:ascii="Times New Roman" w:hAnsi="Times New Roman" w:cs="Times New Roman"/>
-                <w:b/>
-                <w:bCs/>
-                <w:sz w:val="28"/>
-                <w:szCs w:val="28"/>
-                <w:lang w:val="uz-Cyrl-UZ"/>
-              </w:rPr>
-              <w:t xml:space="preserve">Ш. Каримов</w:t>
-            </w:r>
-          </w:p>
-          <w:p>
-            <w:pPr>
-              <w:jc w:val="right"/>
-              <w:spacing w:after="20" w:line="240" w:lineRule="auto"/>
-            </w:pPr>
-            <w:r>
-              <w:rPr>
-                <w:rFonts w:ascii="Times New Roman" w:hAnsi="Times New Roman" w:cs="Times New Roman"/>
-                <w:sz w:val="28"/>
-                <w:szCs w:val="28"/>
-                <w:lang w:val="uz-Cyrl-UZ"/>
-              </w:rPr>
-              <w:t xml:space="preserve">Бошқарув раиси</w:t>
-            </w:r>
-          </w:p>
-        </w:tc>
-      </w:tr>
-    </w:tbl>
     <w:p/>
     <w:tbl>
       <w:tblPr>
@@ -1296,16 +1153,87 @@
           <w:p>
             <w:pPr>
               <w:jc w:val="center"/>
-              <w:spacing w:after="20"/>
-            </w:pPr>
-            <w:r>
-              <w:rPr>
-                <w:rFonts w:ascii="Times New Roman" w:hAnsi="Times New Roman" w:cs="Times New Roman"/>
-                <w:sz w:val="28"/>
-                <w:szCs w:val="28"/>
-                <w:lang w:val="uz-Cyrl-UZ"/>
-              </w:rPr>
-              <w:t xml:space="preserve">Е-ИМЗО билан тасдиқланган (юқорида)</w:t>
+              <w:spacing w:after="0"/>
+            </w:pPr>
+            <w:r>
+              <w:drawing>
+                <wp:inline distT="0" distB="0" distL="0" distR="0">
+                  <wp:extent cx="760000" cy="760000"/>
+                  <wp:effectExtent l="0" t="0" r="0" b="0"/>
+                  <wp:docPr id="1" name="QR1"/>
+                  <wp:cNvGraphicFramePr/>
+                  <a:graphic xmlns:a="http://schemas.openxmlformats.org/drawingml/2006/main">
+                    <a:graphicData uri="http://schemas.openxmlformats.org/drawingml/2006/picture">
+                      <pic:pic xmlns:pic="http://schemas.openxmlformats.org/drawingml/2006/picture">
+                        <pic:nvPicPr>
+                          <pic:cNvPr id="1" name="QR1"/>
+                          <pic:cNvPicPr/>
+                        </pic:nvPicPr>
+                        <pic:blipFill>
+                          <a:blip r:embed="rIdImg1"/>
+                          <a:stretch>
+                            <a:fillRect/>
+                          </a:stretch>
+                        </pic:blipFill>
+                        <pic:spPr>
+                          <a:xfrm>
+                            <a:off x="0" y="0"/>
+                            <a:ext cx="760000" cy="760000"/>
+                          </a:xfrm>
+                          <a:prstGeom prst="rect">
+                            <a:avLst/>
+                          </a:prstGeom>
+                        </pic:spPr>
+                      </pic:pic>
+                    </a:graphicData>
+                  </a:graphic>
+                </wp:inline>
+              </w:drawing>
+            </w:r>
+          </w:p>
+          <w:p>
+            <w:pPr>
+              <w:jc w:val="center"/>
+              <w:spacing w:after="20"/>
+            </w:pPr>
+            <w:r>
+              <w:rPr>
+                <w:rFonts w:ascii="Times New Roman" w:hAnsi="Times New Roman" w:cs="Times New Roman"/>
+                <w:sz w:val="28"/>
+                <w:szCs w:val="28"/>
+                <w:lang w:val="uz-Cyrl-UZ"/>
+              </w:rPr>
+              <w:t xml:space="preserve">Е-ИМЗО: Ш. Каримов</w:t>
+            </w:r>
+          </w:p>
+          <w:p>
+            <w:pPr>
+              <w:jc w:val="center"/>
+              <w:spacing w:after="20"/>
+            </w:pPr>
+            <w:r>
+              <w:rPr>
+                <w:rFonts w:ascii="Times New Roman" w:hAnsi="Times New Roman" w:cs="Times New Roman"/>
+                <w:sz w:val="28"/>
+                <w:szCs w:val="28"/>
+                <w:lang w:val="uz-Cyrl-UZ"/>
+              </w:rPr>
+              <w:t xml:space="preserve">Бошқарув раиси</w:t>
+            </w:r>
+          </w:p>
+          <w:p>
+            <w:pPr>
+              <w:jc w:val="center"/>
+              <w:spacing w:after="20"/>
+            </w:pPr>
+            <w:r>
+              <w:rPr>
+                <w:rFonts w:ascii="Times New Roman" w:hAnsi="Times New Roman" w:cs="Times New Roman"/>
+                <w:sz w:val="28"/>
+                <w:szCs w:val="28"/>
+                <w:lang w:val="uz-Cyrl-UZ"/>
+              </w:rPr>
+              <w:t xml:space="preserve">19-сон, 2026-йил 30-июн</w:t>
             </w:r>
           </w:p>
         </w:tc>
@@ -1346,7 +1274,7 @@
                 <w:szCs w:val="28"/>
                 <w:lang w:val="uz-Cyrl-UZ"/>
               </w:rPr>
-              <w:t xml:space="preserve">«TASHKENT TEXTILE» МЧЖ</w:t>
+              <w:t xml:space="preserve">«SARDOR» МАСЪУЛИЯТИ ЧЕКЛАНГАН ЖАМИЯТ</w:t>
             </w:r>
           </w:p>
           <w:p>
@@ -1376,7 +1304,7 @@
                 <w:szCs w:val="28"/>
                 <w:lang w:val="uz-Cyrl-UZ"/>
               </w:rPr>
-              <w:t xml:space="preserve">Манзил: Мирзо-Улуғбек тумани, Алишер Навоий кўчаси, №10</w:t>
+              <w:t xml:space="preserve">Манзил: Мирзо-Улуғбек тумани, Истиқлол кўчаси, №18</w:t>
             </w:r>
           </w:p>
           <w:p>
@@ -1492,7 +1420,7 @@
                 <w:szCs w:val="28"/>
                 <w:lang w:val="uz-Cyrl-UZ"/>
               </w:rPr>
-              <w:t xml:space="preserve">2026-йил 26-июн</w:t>
+              <w:t xml:space="preserve">2026-йил 30-июн</w:t>
             </w:r>
           </w:p>
         </w:tc>

--- a/public/uploads/contracts/draft-19.docx
+++ b/public/uploads/contracts/draft-19.docx
@@ -51,24 +51,24 @@
           <w:szCs w:val="28"/>
           <w:lang w:val="uz-Cyrl-UZ"/>
         </w:rPr>
-        <w:t xml:space="preserve">2026 йил 30-июн          А-25-QTPAZ-сон                                        Тошкент шаҳри ш.</w:t>
-      </w:r>
-    </w:p>
-    <w:p/>
-    <w:p>
-      <w:pPr>
-        <w:spacing w:after="0" w:line="240" w:lineRule="auto"/>
-        <w:ind w:firstLine="851"/>
-        <w:jc w:val="both"/>
-      </w:pPr>
-      <w:r>
-        <w:rPr>
-          <w:rFonts w:ascii="Times New Roman" w:hAnsi="Times New Roman" w:cs="Times New Roman"/>
-          <w:sz w:val="28"/>
-          <w:szCs w:val="28"/>
-          <w:lang w:val="uz-Cyrl-UZ"/>
-        </w:rPr>
-        <w:t xml:space="preserve">Кейинги ўринларда “Ижарага берувчи” деб номланадиган Тошкент шаҳар ҳокимияти томонидан ва кейинги ўринларда “Ижарага олувчи” деб номланадиган Эргашев Дилшод («SARDOR» МАСЪУЛИЯТИ ЧЕКЛАНГАН ЖАМИЯТ) томонидан мазкур шартномани Ўзбекистон Республикаси Ягона интерактив давлат хизматлари портали орқали 2026 йил 30-июн да келиб тушган А-25-QTPAZ-сон аризага биноан тузди.</w:t>
+        <w:t xml:space="preserve">2026 йил 1-июл          А-25-DSPCM-сон                                        Тошкент шаҳри ш.</w:t>
+      </w:r>
+    </w:p>
+    <w:p/>
+    <w:p>
+      <w:pPr>
+        <w:spacing w:after="0" w:line="240" w:lineRule="auto"/>
+        <w:ind w:firstLine="851"/>
+        <w:jc w:val="both"/>
+      </w:pPr>
+      <w:r>
+        <w:rPr>
+          <w:rFonts w:ascii="Times New Roman" w:hAnsi="Times New Roman" w:cs="Times New Roman"/>
+          <w:sz w:val="28"/>
+          <w:szCs w:val="28"/>
+          <w:lang w:val="uz-Cyrl-UZ"/>
+        </w:rPr>
+        <w:t xml:space="preserve">Кейинги ўринларда “Ижарага берувчи” деб номланадиган Тошкент шаҳар ҳокимияти томонидан ва кейинги ўринларда “Ижарага олувчи” деб номланадиган Эргашев Дилшод («SARDOR» МАСЪУЛИЯТИ ЧЕКЛАНГАН ЖАМИЯТ) томонидан мазкур шартномани Ўзбекистон Республикаси Ягона интерактив давлат хизматлари портали орқали 2026 йил 1-июл да келиб тушган А-25-DSPCM-сон аризага биноан тузди.</w:t>
       </w:r>
     </w:p>
     <w:p/>
@@ -120,7 +120,7 @@
           <w:szCs w:val="28"/>
           <w:lang w:val="uz-Cyrl-UZ"/>
         </w:rPr>
-        <w:t xml:space="preserve">1.2. Ижарага берувчи ер участкасини 2026 йил 30-июн дан 1 (бир) йил муддатга ижарага беради, Ижарага олувчи эса ўзига тегишли бўлган Тошкент шаҳрининг Мирзо-Улуғбек туманидаги Мирзо-Улуғбек тумани, Истиқлол кўчаси, №18 манзилда жойлашган «SARDOR» МАСЪУЛИЯТИ ЧЕКЛАНГАН ЖАМИЯТ объекти (ер участкаси)га туташ ҳудуддаги кейинчалик “Ер участкаси” деб номланувчи 44 кв.м ер майдонни Савдо / Дўкон фаолиятини ташкил этиш учун ижарага олади.</w:t>
+        <w:t xml:space="preserve">1.2. Ижарага берувчи ер участкасини 2026 йил 1-июл дан 1 (бир) йил муддатга ижарага беради, Ижарага олувчи эса ўзига тегишли бўлган Тошкент шаҳрининг Мирзо-Улуғбек туманидаги Мирзо-Улуғбек тумани, Ибн Сино кўчаси, №45 манзилда жойлашган «SARDOR» МАСЪУЛИЯТИ ЧЕКЛАНГАН ЖАМИЯТ объекти (ер участкаси)га туташ ҳудуддаги кейинчалик “Ер участкаси” деб номланувчи 42 кв.м ер майдонни Савдо / Дўкон фаолиятини ташкил этиш учун ижарага олади.</w:t>
       </w:r>
     </w:p>
     <w:p/>
@@ -257,24 +257,24 @@
           <w:szCs w:val="28"/>
           <w:lang w:val="uz-Cyrl-UZ"/>
         </w:rPr>
-        <w:t xml:space="preserve">2.5. Ер участкаси тадбиркорлик фаолиятини амалга ошириш учун берилади ва қуйидаги мақсадда фойдаланилади: Умумий овқатланиш.</w:t>
-      </w:r>
-    </w:p>
-    <w:p/>
-    <w:p>
-      <w:pPr>
-        <w:spacing w:after="0" w:line="240" w:lineRule="auto"/>
-        <w:ind w:firstLine="851"/>
-        <w:jc w:val="both"/>
-      </w:pPr>
-      <w:r>
-        <w:rPr>
-          <w:rFonts w:ascii="Times New Roman" w:hAnsi="Times New Roman" w:cs="Times New Roman"/>
-          <w:sz w:val="28"/>
-          <w:szCs w:val="28"/>
-          <w:lang w:val="uz-Cyrl-UZ"/>
-        </w:rPr>
-        <w:t xml:space="preserve">2.6. Объект жойлашган кўча тури: Гастрономик кўча. Кадастр рақами: 10:11:01:03:05:0100.</w:t>
+        <w:t xml:space="preserve">2.5. Ер участкаси тадбиркорлик фаолиятини амалга ошириш учун берилади ва қуйидаги мақсадда фойдаланилади: Савдо сотиқ.</w:t>
+      </w:r>
+    </w:p>
+    <w:p/>
+    <w:p>
+      <w:pPr>
+        <w:spacing w:after="0" w:line="240" w:lineRule="auto"/>
+        <w:ind w:firstLine="851"/>
+        <w:jc w:val="both"/>
+      </w:pPr>
+      <w:r>
+        <w:rPr>
+          <w:rFonts w:ascii="Times New Roman" w:hAnsi="Times New Roman" w:cs="Times New Roman"/>
+          <w:sz w:val="28"/>
+          <w:szCs w:val="28"/>
+          <w:lang w:val="uz-Cyrl-UZ"/>
+        </w:rPr>
+        <w:t xml:space="preserve">2.6. Объект жойлашган кўча тури: Оддий кўча. Кадастр рақами: 10:11:03:08:01:0100.</w:t>
       </w:r>
     </w:p>
     <w:p/>
@@ -343,7 +343,7 @@
           <w:szCs w:val="28"/>
           <w:lang w:val="uz-Cyrl-UZ"/>
         </w:rPr>
-        <w:t xml:space="preserve">3.3. Ер участкаси учун йиллик ижара тўлови 23 760 000 сўмни ташкил этади ва йиллик ижара тўлов суммасининг тенг миқдорга бўлган ҳолда ҳар ойда (ойлик 1 980 000 сўм) амалга оширилади.</w:t>
+        <w:t xml:space="preserve">3.3. Ер участкаси учун йиллик ижара тўлови 22 680 000 сўмни ташкил этади ва йиллик ижара тўлов суммасининг тенг миқдорга бўлган ҳолда ҳар ойда (ойлик 1 890 000 сўм) амалга оширилади.</w:t>
       </w:r>
     </w:p>
     <w:p/>
@@ -1233,7 +1233,7 @@
                 <w:szCs w:val="28"/>
                 <w:lang w:val="uz-Cyrl-UZ"/>
               </w:rPr>
-              <w:t xml:space="preserve">19-сон, 2026-йил 30-июн</w:t>
+              <w:t xml:space="preserve">19-сон, 2026-йил 1-июл</w:t>
             </w:r>
           </w:p>
         </w:tc>
@@ -1304,7 +1304,7 @@
                 <w:szCs w:val="28"/>
                 <w:lang w:val="uz-Cyrl-UZ"/>
               </w:rPr>
-              <w:t xml:space="preserve">Манзил: Мирзо-Улуғбек тумани, Истиқлол кўчаси, №18</w:t>
+              <w:t xml:space="preserve">Манзил: Мирзо-Улуғбек тумани, Ибн Сино кўчаси, №45</w:t>
             </w:r>
           </w:p>
           <w:p>
@@ -1420,7 +1420,7 @@
                 <w:szCs w:val="28"/>
                 <w:lang w:val="uz-Cyrl-UZ"/>
               </w:rPr>
-              <w:t xml:space="preserve">2026-йил 30-июн</w:t>
+              <w:t xml:space="preserve">2026-йил 1-июл</w:t>
             </w:r>
           </w:p>
         </w:tc>

--- a/public/uploads/contracts/draft-19.docx
+++ b/public/uploads/contracts/draft-19.docx
@@ -51,24 +51,24 @@
           <w:szCs w:val="28"/>
           <w:lang w:val="uz-Cyrl-UZ"/>
         </w:rPr>
-        <w:t xml:space="preserve">2026 йил 1-июл          А-25-DSPCM-сон                                        Тошкент шаҳри ш.</w:t>
-      </w:r>
-    </w:p>
-    <w:p/>
-    <w:p>
-      <w:pPr>
-        <w:spacing w:after="0" w:line="240" w:lineRule="auto"/>
-        <w:ind w:firstLine="851"/>
-        <w:jc w:val="both"/>
-      </w:pPr>
-      <w:r>
-        <w:rPr>
-          <w:rFonts w:ascii="Times New Roman" w:hAnsi="Times New Roman" w:cs="Times New Roman"/>
-          <w:sz w:val="28"/>
-          <w:szCs w:val="28"/>
-          <w:lang w:val="uz-Cyrl-UZ"/>
-        </w:rPr>
-        <w:t xml:space="preserve">Кейинги ўринларда “Ижарага берувчи” деб номланадиган Тошкент шаҳар ҳокимияти томонидан ва кейинги ўринларда “Ижарага олувчи” деб номланадиган Эргашев Дилшод («SARDOR» МАСЪУЛИЯТИ ЧЕКЛАНГАН ЖАМИЯТ) томонидан мазкур шартномани Ўзбекистон Республикаси Ягона интерактив давлат хизматлари портали орқали 2026 йил 1-июл да келиб тушган А-25-DSPCM-сон аризага биноан тузди.</w:t>
+        <w:t xml:space="preserve">2026 йил 1-июл          А-25-D5UMC-сон                                        Тошкент шаҳри ш.</w:t>
+      </w:r>
+    </w:p>
+    <w:p/>
+    <w:p>
+      <w:pPr>
+        <w:spacing w:after="0" w:line="240" w:lineRule="auto"/>
+        <w:ind w:firstLine="851"/>
+        <w:jc w:val="both"/>
+      </w:pPr>
+      <w:r>
+        <w:rPr>
+          <w:rFonts w:ascii="Times New Roman" w:hAnsi="Times New Roman" w:cs="Times New Roman"/>
+          <w:sz w:val="28"/>
+          <w:szCs w:val="28"/>
+          <w:lang w:val="uz-Cyrl-UZ"/>
+        </w:rPr>
+        <w:t xml:space="preserve">Кейинги ўринларда “Ижарага берувчи” деб номланадиган Тошкент шаҳар ҳокимияти томонидан ва кейинги ўринларда “Ижарага олувчи” деб номланадиган Усмонов Сардор («SARDOR» МАСЪУЛИЯТИ ЧЕКЛАНГАН ЖАМИЯТ) томонидан мазкур шартномани Ўзбекистон Республикаси Ягона интерактив давлат хизматлари портали орқали 2026 йил 1-июл да келиб тушган А-25-D5UMC-сон аризага биноан тузди.</w:t>
       </w:r>
     </w:p>
     <w:p/>
@@ -120,7 +120,7 @@
           <w:szCs w:val="28"/>
           <w:lang w:val="uz-Cyrl-UZ"/>
         </w:rPr>
-        <w:t xml:space="preserve">1.2. Ижарага берувчи ер участкасини 2026 йил 1-июл дан 1 (бир) йил муддатга ижарага беради, Ижарага олувчи эса ўзига тегишли бўлган Тошкент шаҳрининг Мирзо-Улуғбек туманидаги Мирзо-Улуғбек тумани, Ибн Сино кўчаси, №45 манзилда жойлашган «SARDOR» МАСЪУЛИЯТИ ЧЕКЛАНГАН ЖАМИЯТ объекти (ер участкаси)га туташ ҳудуддаги кейинчалик “Ер участкаси” деб номланувчи 42 кв.м ер майдонни Савдо / Дўкон фаолиятини ташкил этиш учун ижарага олади.</w:t>
+        <w:t xml:space="preserve">1.2. Ижарага берувчи ер участкасини 2026 йил 1-июл дан 1 (бир) йил муддатга ижарага беради, Ижарага олувчи эса ўзига тегишли бўлган Тошкент шаҳрининг Мирзо-Улуғбек туманидаги Мирзо-Улуғбек тумани, Фурқат кўчаси, №49 манзилда жойлашган «SARDOR» МАСЪУЛИЯТИ ЧЕКЛАНГАН ЖАМИЯТ объекти (ер участкаси)га туташ ҳудуддаги кейинчалик “Ер участкаси” деб номланувчи 55 кв.м ер майдонни Умумий овқатланиш фаолиятини ташкил этиш учун ижарага олади.</w:t>
       </w:r>
     </w:p>
     <w:p/>
@@ -257,24 +257,24 @@
           <w:szCs w:val="28"/>
           <w:lang w:val="uz-Cyrl-UZ"/>
         </w:rPr>
-        <w:t xml:space="preserve">2.5. Ер участкаси тадбиркорлик фаолиятини амалга ошириш учун берилади ва қуйидаги мақсадда фойдаланилади: Савдо сотиқ.</w:t>
-      </w:r>
-    </w:p>
-    <w:p/>
-    <w:p>
-      <w:pPr>
-        <w:spacing w:after="0" w:line="240" w:lineRule="auto"/>
-        <w:ind w:firstLine="851"/>
-        <w:jc w:val="both"/>
-      </w:pPr>
-      <w:r>
-        <w:rPr>
-          <w:rFonts w:ascii="Times New Roman" w:hAnsi="Times New Roman" w:cs="Times New Roman"/>
-          <w:sz w:val="28"/>
-          <w:szCs w:val="28"/>
-          <w:lang w:val="uz-Cyrl-UZ"/>
-        </w:rPr>
-        <w:t xml:space="preserve">2.6. Объект жойлашган кўча тури: Оддий кўча. Кадастр рақами: 10:11:03:08:01:0100.</w:t>
+        <w:t xml:space="preserve">2.5. Ер участкаси тадбиркорлик фаолиятини амалга ошириш учун берилади ва қуйидаги мақсадда фойдаланилади: Савдо.</w:t>
+      </w:r>
+    </w:p>
+    <w:p/>
+    <w:p>
+      <w:pPr>
+        <w:spacing w:after="0" w:line="240" w:lineRule="auto"/>
+        <w:ind w:firstLine="851"/>
+        <w:jc w:val="both"/>
+      </w:pPr>
+      <w:r>
+        <w:rPr>
+          <w:rFonts w:ascii="Times New Roman" w:hAnsi="Times New Roman" w:cs="Times New Roman"/>
+          <w:sz w:val="28"/>
+          <w:szCs w:val="28"/>
+          <w:lang w:val="uz-Cyrl-UZ"/>
+        </w:rPr>
+        <w:t xml:space="preserve">2.6. Объект жойлашган кўча тури: Ички. Кадастр рақами: 10:11:03:06:02:0100.</w:t>
       </w:r>
     </w:p>
     <w:p/>
@@ -343,7 +343,7 @@
           <w:szCs w:val="28"/>
           <w:lang w:val="uz-Cyrl-UZ"/>
         </w:rPr>
-        <w:t xml:space="preserve">3.3. Ер участкаси учун йиллик ижара тўлови 22 680 000 сўмни ташкил этади ва йиллик ижара тўлов суммасининг тенг миқдорга бўлган ҳолда ҳар ойда (ойлик 1 890 000 сўм) амалга оширилади.</w:t>
+        <w:t xml:space="preserve">3.3. Ер участкаси учун йиллик ижара тўлови 29 700 000 сўмни ташкил этади ва йиллик ижара тўлов суммасининг тенг миқдорга бўлган ҳолда ҳар ойда (ойлик 2 475 000 сўм) амалга оширилади.</w:t>
       </w:r>
     </w:p>
     <w:p/>
@@ -1289,7 +1289,7 @@
                 <w:szCs w:val="28"/>
                 <w:lang w:val="uz-Cyrl-UZ"/>
               </w:rPr>
-              <w:t xml:space="preserve">ФИО: Эргашев Дилшод</w:t>
+              <w:t xml:space="preserve">ФИО: Усмонов Сардор</w:t>
             </w:r>
           </w:p>
           <w:p>
@@ -1304,7 +1304,7 @@
                 <w:szCs w:val="28"/>
                 <w:lang w:val="uz-Cyrl-UZ"/>
               </w:rPr>
-              <w:t xml:space="preserve">Манзил: Мирзо-Улуғбек тумани, Ибн Сино кўчаси, №45</w:t>
+              <w:t xml:space="preserve">Манзил: Мирзо-Улуғбек тумани, Фурқат кўчаси, №49</w:t>
             </w:r>
           </w:p>
           <w:p>
@@ -1319,7 +1319,7 @@
                 <w:szCs w:val="28"/>
                 <w:lang w:val="uz-Cyrl-UZ"/>
               </w:rPr>
-              <w:t xml:space="preserve">СТИР (ЖШШИР): 30000000044444</w:t>
+              <w:t xml:space="preserve">СТИР (ЖШШИР): 30000000022222</w:t>
             </w:r>
           </w:p>
           <w:p>
@@ -1405,7 +1405,7 @@
                 <w:szCs w:val="28"/>
                 <w:lang w:val="uz-Cyrl-UZ"/>
               </w:rPr>
-              <w:t xml:space="preserve">Е-ИМЗО: Эргашев Дилшод</w:t>
+              <w:t xml:space="preserve">Е-ИМЗО: Усмонов Сардор</w:t>
             </w:r>
           </w:p>
           <w:p>
@@ -1421,6 +1421,661 @@
                 <w:lang w:val="uz-Cyrl-UZ"/>
               </w:rPr>
               <w:t xml:space="preserve">2026-йил 1-июл</w:t>
+            </w:r>
+          </w:p>
+        </w:tc>
+      </w:tr>
+    </w:tbl>
+    <w:p>
+      <w:r>
+        <w:br w:type="page"/>
+      </w:r>
+    </w:p>
+    <w:p>
+      <w:pPr>
+        <w:spacing w:before="120" w:after="120" w:line="240" w:lineRule="auto"/>
+        <w:jc w:val="center"/>
+      </w:pPr>
+      <w:r>
+        <w:rPr>
+          <w:rFonts w:ascii="Times New Roman" w:hAnsi="Times New Roman" w:cs="Times New Roman"/>
+          <w:b/>
+          <w:bCs/>
+          <w:sz w:val="28"/>
+          <w:szCs w:val="28"/>
+          <w:lang w:val="uz-Cyrl-UZ"/>
+        </w:rPr>
+        <w:t xml:space="preserve">2026-йил “____” __________даги</w:t>
+      </w:r>
+    </w:p>
+    <w:p>
+      <w:pPr>
+        <w:spacing w:before="120" w:after="120" w:line="240" w:lineRule="auto"/>
+        <w:jc w:val="center"/>
+      </w:pPr>
+      <w:r>
+        <w:rPr>
+          <w:rFonts w:ascii="Times New Roman" w:hAnsi="Times New Roman" w:cs="Times New Roman"/>
+          <w:b/>
+          <w:bCs/>
+          <w:sz w:val="28"/>
+          <w:szCs w:val="28"/>
+          <w:lang w:val="uz-Cyrl-UZ"/>
+        </w:rPr>
+        <w:t xml:space="preserve">ART-2026-A-19-сонли шартномага</w:t>
+      </w:r>
+    </w:p>
+    <w:p>
+      <w:pPr>
+        <w:spacing w:before="120" w:after="120" w:line="240" w:lineRule="auto"/>
+        <w:jc w:val="center"/>
+      </w:pPr>
+      <w:r>
+        <w:rPr>
+          <w:rFonts w:ascii="Times New Roman" w:hAnsi="Times New Roman" w:cs="Times New Roman"/>
+          <w:b/>
+          <w:bCs/>
+          <w:sz w:val="28"/>
+          <w:szCs w:val="28"/>
+          <w:lang w:val="uz-Cyrl-UZ"/>
+        </w:rPr>
+        <w:t xml:space="preserve">ИЛОВА</w:t>
+      </w:r>
+    </w:p>
+    <w:p/>
+    <w:p>
+      <w:pPr>
+        <w:spacing w:before="120" w:after="120" w:line="240" w:lineRule="auto"/>
+        <w:jc w:val="center"/>
+      </w:pPr>
+      <w:r>
+        <w:rPr>
+          <w:rFonts w:ascii="Times New Roman" w:hAnsi="Times New Roman" w:cs="Times New Roman"/>
+          <w:b/>
+          <w:bCs/>
+          <w:sz w:val="28"/>
+          <w:szCs w:val="28"/>
+          <w:lang w:val="uz-Cyrl-UZ"/>
+        </w:rPr>
+        <w:t xml:space="preserve">Йиғимнинг қолган 80% тўлаш</w:t>
+      </w:r>
+    </w:p>
+    <w:p>
+      <w:pPr>
+        <w:spacing w:before="120" w:after="120" w:line="240" w:lineRule="auto"/>
+        <w:jc w:val="center"/>
+      </w:pPr>
+      <w:r>
+        <w:rPr>
+          <w:rFonts w:ascii="Times New Roman" w:hAnsi="Times New Roman" w:cs="Times New Roman"/>
+          <w:b/>
+          <w:bCs/>
+          <w:sz w:val="28"/>
+          <w:szCs w:val="28"/>
+          <w:lang w:val="uz-Cyrl-UZ"/>
+        </w:rPr>
+        <w:t xml:space="preserve">РЕЖА ЖАДВАЛИ</w:t>
+      </w:r>
+    </w:p>
+    <w:tbl>
+      <w:tblPr>
+        <w:tblW w:w="9000" w:type="dxa"/>
+        <w:tblBorders>
+          <w:top w:val="single" w:sz="6"/>
+          <w:left w:val="single" w:sz="6"/>
+          <w:bottom w:val="single" w:sz="6"/>
+          <w:right w:val="single" w:sz="6"/>
+          <w:insideH w:val="single" w:sz="6"/>
+          <w:insideV w:val="single" w:sz="6"/>
+        </w:tblBorders>
+      </w:tblPr>
+      <w:tblGrid>
+        <w:gridCol w:w="850"/>
+        <w:gridCol w:w="2100"/>
+        <w:gridCol w:w="6050"/>
+      </w:tblGrid>
+      <w:tr>
+        <w:tc>
+          <w:tcPr>
+            <w:tcW w:w="850" w:type="dxa"/>
+            <w:vAlign w:val="center"/>
+          </w:tcPr>
+          <w:p>
+            <w:pPr>
+              <w:spacing w:before="120" w:after="120" w:line="240" w:lineRule="auto"/>
+              <w:jc w:val="center"/>
+            </w:pPr>
+            <w:r>
+              <w:rPr>
+                <w:rFonts w:ascii="Times New Roman" w:hAnsi="Times New Roman" w:cs="Times New Roman"/>
+                <w:b/>
+                <w:bCs/>
+                <w:sz w:val="28"/>
+                <w:szCs w:val="28"/>
+                <w:lang w:val="uz-Cyrl-UZ"/>
+              </w:rPr>
+              <w:t xml:space="preserve">1.</w:t>
+            </w:r>
+          </w:p>
+        </w:tc>
+        <w:tc>
+          <w:tcPr>
+            <w:tcW w:w="2100" w:type="dxa"/>
+            <w:vAlign w:val="center"/>
+          </w:tcPr>
+          <w:p>
+            <w:pPr>
+              <w:spacing w:before="120" w:after="120" w:line="240" w:lineRule="auto"/>
+              <w:jc w:val="center"/>
+            </w:pPr>
+            <w:r>
+              <w:rPr>
+                <w:rFonts w:ascii="Times New Roman" w:hAnsi="Times New Roman" w:cs="Times New Roman"/>
+                <w:b/>
+                <w:bCs/>
+                <w:sz w:val="28"/>
+                <w:szCs w:val="28"/>
+                <w:lang w:val="uz-Cyrl-UZ"/>
+              </w:rPr>
+              <w:t xml:space="preserve">20.08.2026</w:t>
+            </w:r>
+          </w:p>
+        </w:tc>
+        <w:tc>
+          <w:tcPr>
+            <w:tcW w:w="6050" w:type="dxa"/>
+            <w:vAlign w:val="center"/>
+          </w:tcPr>
+          <w:p>
+            <w:pPr>
+              <w:spacing w:before="120" w:after="120" w:line="240" w:lineRule="auto"/>
+              <w:jc w:val="center"/>
+            </w:pPr>
+            <w:r>
+              <w:rPr>
+                <w:rFonts w:ascii="Times New Roman" w:hAnsi="Times New Roman" w:cs="Times New Roman"/>
+                <w:b/>
+                <w:bCs/>
+                <w:sz w:val="28"/>
+                <w:szCs w:val="28"/>
+                <w:lang w:val="uz-Cyrl-UZ"/>
+              </w:rPr>
+              <w:t xml:space="preserve">5 940 000.00 сўм</w:t>
+            </w:r>
+          </w:p>
+        </w:tc>
+      </w:tr>
+      <w:tr>
+        <w:tc>
+          <w:tcPr>
+            <w:tcW w:w="850" w:type="dxa"/>
+            <w:vAlign w:val="center"/>
+          </w:tcPr>
+          <w:p>
+            <w:pPr>
+              <w:spacing w:before="120" w:after="120" w:line="240" w:lineRule="auto"/>
+              <w:jc w:val="center"/>
+            </w:pPr>
+            <w:r>
+              <w:rPr>
+                <w:rFonts w:ascii="Times New Roman" w:hAnsi="Times New Roman" w:cs="Times New Roman"/>
+                <w:b/>
+                <w:bCs/>
+                <w:sz w:val="28"/>
+                <w:szCs w:val="28"/>
+                <w:lang w:val="uz-Cyrl-UZ"/>
+              </w:rPr>
+              <w:t xml:space="preserve">2.</w:t>
+            </w:r>
+          </w:p>
+        </w:tc>
+        <w:tc>
+          <w:tcPr>
+            <w:tcW w:w="2100" w:type="dxa"/>
+            <w:vAlign w:val="center"/>
+          </w:tcPr>
+          <w:p>
+            <w:pPr>
+              <w:spacing w:before="120" w:after="120" w:line="240" w:lineRule="auto"/>
+              <w:jc w:val="center"/>
+            </w:pPr>
+            <w:r>
+              <w:rPr>
+                <w:rFonts w:ascii="Times New Roman" w:hAnsi="Times New Roman" w:cs="Times New Roman"/>
+                <w:b/>
+                <w:bCs/>
+                <w:sz w:val="28"/>
+                <w:szCs w:val="28"/>
+                <w:lang w:val="uz-Cyrl-UZ"/>
+              </w:rPr>
+              <w:t xml:space="preserve">20.11.2026</w:t>
+            </w:r>
+          </w:p>
+        </w:tc>
+        <w:tc>
+          <w:tcPr>
+            <w:tcW w:w="6050" w:type="dxa"/>
+            <w:vAlign w:val="center"/>
+          </w:tcPr>
+          <w:p>
+            <w:pPr>
+              <w:spacing w:before="120" w:after="120" w:line="240" w:lineRule="auto"/>
+              <w:jc w:val="center"/>
+            </w:pPr>
+            <w:r>
+              <w:rPr>
+                <w:rFonts w:ascii="Times New Roman" w:hAnsi="Times New Roman" w:cs="Times New Roman"/>
+                <w:b/>
+                <w:bCs/>
+                <w:sz w:val="28"/>
+                <w:szCs w:val="28"/>
+                <w:lang w:val="uz-Cyrl-UZ"/>
+              </w:rPr>
+              <w:t xml:space="preserve">5 940 000.00 сўм</w:t>
+            </w:r>
+          </w:p>
+        </w:tc>
+      </w:tr>
+      <w:tr>
+        <w:tc>
+          <w:tcPr>
+            <w:tcW w:w="850" w:type="dxa"/>
+            <w:vAlign w:val="center"/>
+          </w:tcPr>
+          <w:p>
+            <w:pPr>
+              <w:spacing w:before="120" w:after="120" w:line="240" w:lineRule="auto"/>
+              <w:jc w:val="center"/>
+            </w:pPr>
+            <w:r>
+              <w:rPr>
+                <w:rFonts w:ascii="Times New Roman" w:hAnsi="Times New Roman" w:cs="Times New Roman"/>
+                <w:b/>
+                <w:bCs/>
+                <w:sz w:val="28"/>
+                <w:szCs w:val="28"/>
+                <w:lang w:val="uz-Cyrl-UZ"/>
+              </w:rPr>
+              <w:t xml:space="preserve">3.</w:t>
+            </w:r>
+          </w:p>
+        </w:tc>
+        <w:tc>
+          <w:tcPr>
+            <w:tcW w:w="2100" w:type="dxa"/>
+            <w:vAlign w:val="center"/>
+          </w:tcPr>
+          <w:p>
+            <w:pPr>
+              <w:spacing w:before="120" w:after="120" w:line="240" w:lineRule="auto"/>
+              <w:jc w:val="center"/>
+            </w:pPr>
+            <w:r>
+              <w:rPr>
+                <w:rFonts w:ascii="Times New Roman" w:hAnsi="Times New Roman" w:cs="Times New Roman"/>
+                <w:b/>
+                <w:bCs/>
+                <w:sz w:val="28"/>
+                <w:szCs w:val="28"/>
+                <w:lang w:val="uz-Cyrl-UZ"/>
+              </w:rPr>
+              <w:t xml:space="preserve">20.02.2027</w:t>
+            </w:r>
+          </w:p>
+        </w:tc>
+        <w:tc>
+          <w:tcPr>
+            <w:tcW w:w="6050" w:type="dxa"/>
+            <w:vAlign w:val="center"/>
+          </w:tcPr>
+          <w:p>
+            <w:pPr>
+              <w:spacing w:before="120" w:after="120" w:line="240" w:lineRule="auto"/>
+              <w:jc w:val="center"/>
+            </w:pPr>
+            <w:r>
+              <w:rPr>
+                <w:rFonts w:ascii="Times New Roman" w:hAnsi="Times New Roman" w:cs="Times New Roman"/>
+                <w:b/>
+                <w:bCs/>
+                <w:sz w:val="28"/>
+                <w:szCs w:val="28"/>
+                <w:lang w:val="uz-Cyrl-UZ"/>
+              </w:rPr>
+              <w:t xml:space="preserve">5 940 000.00 сўм</w:t>
+            </w:r>
+          </w:p>
+        </w:tc>
+      </w:tr>
+      <w:tr>
+        <w:tc>
+          <w:tcPr>
+            <w:tcW w:w="850" w:type="dxa"/>
+            <w:vAlign w:val="center"/>
+          </w:tcPr>
+          <w:p>
+            <w:pPr>
+              <w:spacing w:before="120" w:after="120" w:line="240" w:lineRule="auto"/>
+              <w:jc w:val="center"/>
+            </w:pPr>
+            <w:r>
+              <w:rPr>
+                <w:rFonts w:ascii="Times New Roman" w:hAnsi="Times New Roman" w:cs="Times New Roman"/>
+                <w:b/>
+                <w:bCs/>
+                <w:sz w:val="28"/>
+                <w:szCs w:val="28"/>
+                <w:lang w:val="uz-Cyrl-UZ"/>
+              </w:rPr>
+              <w:t xml:space="preserve">4.</w:t>
+            </w:r>
+          </w:p>
+        </w:tc>
+        <w:tc>
+          <w:tcPr>
+            <w:tcW w:w="2100" w:type="dxa"/>
+            <w:vAlign w:val="center"/>
+          </w:tcPr>
+          <w:p>
+            <w:pPr>
+              <w:spacing w:before="120" w:after="120" w:line="240" w:lineRule="auto"/>
+              <w:jc w:val="center"/>
+            </w:pPr>
+            <w:r>
+              <w:rPr>
+                <w:rFonts w:ascii="Times New Roman" w:hAnsi="Times New Roman" w:cs="Times New Roman"/>
+                <w:b/>
+                <w:bCs/>
+                <w:sz w:val="28"/>
+                <w:szCs w:val="28"/>
+                <w:lang w:val="uz-Cyrl-UZ"/>
+              </w:rPr>
+              <w:t xml:space="preserve">20.05.2027</w:t>
+            </w:r>
+          </w:p>
+        </w:tc>
+        <w:tc>
+          <w:tcPr>
+            <w:tcW w:w="6050" w:type="dxa"/>
+            <w:vAlign w:val="center"/>
+          </w:tcPr>
+          <w:p>
+            <w:pPr>
+              <w:spacing w:before="120" w:after="120" w:line="240" w:lineRule="auto"/>
+              <w:jc w:val="center"/>
+            </w:pPr>
+            <w:r>
+              <w:rPr>
+                <w:rFonts w:ascii="Times New Roman" w:hAnsi="Times New Roman" w:cs="Times New Roman"/>
+                <w:b/>
+                <w:bCs/>
+                <w:sz w:val="28"/>
+                <w:szCs w:val="28"/>
+                <w:lang w:val="uz-Cyrl-UZ"/>
+              </w:rPr>
+              <w:t xml:space="preserve">5 940 000.00 сўм</w:t>
+            </w:r>
+          </w:p>
+        </w:tc>
+      </w:tr>
+      <w:tr>
+        <w:tc>
+          <w:tcPr>
+            <w:tcW w:w="850" w:type="dxa"/>
+            <w:vAlign w:val="center"/>
+          </w:tcPr>
+          <w:p>
+            <w:pPr>
+              <w:spacing w:before="120" w:after="120" w:line="240" w:lineRule="auto"/>
+              <w:jc w:val="center"/>
+            </w:pPr>
+            <w:r>
+              <w:rPr>
+                <w:rFonts w:ascii="Times New Roman" w:hAnsi="Times New Roman" w:cs="Times New Roman"/>
+                <w:sz w:val="28"/>
+                <w:szCs w:val="28"/>
+                <w:lang w:val="uz-Cyrl-UZ"/>
+              </w:rPr>
+              <w:t xml:space="preserve"/>
+            </w:r>
+          </w:p>
+        </w:tc>
+        <w:tc>
+          <w:tcPr>
+            <w:tcW w:w="2100" w:type="dxa"/>
+            <w:vAlign w:val="center"/>
+          </w:tcPr>
+          <w:p>
+            <w:pPr>
+              <w:spacing w:before="120" w:after="120" w:line="240" w:lineRule="auto"/>
+              <w:jc w:val="center"/>
+            </w:pPr>
+            <w:r>
+              <w:rPr>
+                <w:rFonts w:ascii="Times New Roman" w:hAnsi="Times New Roman" w:cs="Times New Roman"/>
+                <w:b/>
+                <w:bCs/>
+                <w:sz w:val="28"/>
+                <w:szCs w:val="28"/>
+                <w:lang w:val="uz-Cyrl-UZ"/>
+              </w:rPr>
+              <w:t xml:space="preserve">Жами:</w:t>
+            </w:r>
+          </w:p>
+        </w:tc>
+        <w:tc>
+          <w:tcPr>
+            <w:tcW w:w="6050" w:type="dxa"/>
+            <w:vAlign w:val="center"/>
+          </w:tcPr>
+          <w:p>
+            <w:pPr>
+              <w:spacing w:before="120" w:after="120" w:line="240" w:lineRule="auto"/>
+              <w:jc w:val="center"/>
+            </w:pPr>
+            <w:r>
+              <w:rPr>
+                <w:rFonts w:ascii="Times New Roman" w:hAnsi="Times New Roman" w:cs="Times New Roman"/>
+                <w:b/>
+                <w:bCs/>
+                <w:sz w:val="28"/>
+                <w:szCs w:val="28"/>
+                <w:lang w:val="uz-Cyrl-UZ"/>
+              </w:rPr>
+              <w:t xml:space="preserve">23 760 000.00 сўм</w:t>
+            </w:r>
+          </w:p>
+        </w:tc>
+      </w:tr>
+    </w:tbl>
+    <w:p/>
+    <w:p/>
+    <w:tbl>
+      <w:tblPr>
+        <w:tblW w:w="9000" w:type="dxa"/>
+        <w:tblBorders>
+          <w:top w:val="single" w:sz="6"/>
+          <w:left w:val="single" w:sz="6"/>
+          <w:bottom w:val="single" w:sz="6"/>
+          <w:right w:val="single" w:sz="6"/>
+          <w:insideH w:val="single" w:sz="6"/>
+          <w:insideV w:val="single" w:sz="6"/>
+        </w:tblBorders>
+      </w:tblPr>
+      <w:tr>
+        <w:tc>
+          <w:tcPr>
+            <w:tcW w:w="4500" w:type="dxa"/>
+            <w:tcMar>
+              <w:top w:w="120" w:type="dxa"/>
+              <w:bottom w:w="120" w:type="dxa"/>
+            </w:tcMar>
+          </w:tcPr>
+          <w:p>
+            <w:pPr>
+              <w:spacing w:before="120" w:after="120" w:line="240" w:lineRule="auto"/>
+              <w:jc w:val="center"/>
+            </w:pPr>
+            <w:r>
+              <w:rPr>
+                <w:rFonts w:ascii="Times New Roman" w:hAnsi="Times New Roman" w:cs="Times New Roman"/>
+                <w:b/>
+                <w:bCs/>
+                <w:sz w:val="28"/>
+                <w:szCs w:val="28"/>
+                <w:lang w:val="uz-Cyrl-UZ"/>
+              </w:rPr>
+              <w:t xml:space="preserve">КОМПАНИЯ</w:t>
+            </w:r>
+          </w:p>
+          <w:p>
+            <w:pPr>
+              <w:spacing w:before="120" w:after="120" w:line="240" w:lineRule="auto"/>
+              <w:jc w:val="center"/>
+            </w:pPr>
+            <w:r>
+              <w:rPr>
+                <w:rFonts w:ascii="Times New Roman" w:hAnsi="Times New Roman" w:cs="Times New Roman"/>
+                <w:sz w:val="28"/>
+                <w:szCs w:val="28"/>
+                <w:lang w:val="uz-Cyrl-UZ"/>
+              </w:rPr>
+              <w:t xml:space="preserve"> </w:t>
+            </w:r>
+          </w:p>
+          <w:p>
+            <w:pPr>
+              <w:spacing w:before="120" w:after="120" w:line="240" w:lineRule="auto"/>
+              <w:jc w:val="center"/>
+            </w:pPr>
+            <w:r>
+              <w:rPr>
+                <w:rFonts w:ascii="Times New Roman" w:hAnsi="Times New Roman" w:cs="Times New Roman"/>
+                <w:sz w:val="28"/>
+                <w:szCs w:val="28"/>
+                <w:lang w:val="uz-Cyrl-UZ"/>
+              </w:rPr>
+              <w:t xml:space="preserve"> </w:t>
+            </w:r>
+          </w:p>
+          <w:p>
+            <w:pPr>
+              <w:spacing w:before="120" w:after="120" w:line="240" w:lineRule="auto"/>
+              <w:jc w:val="center"/>
+            </w:pPr>
+            <w:r>
+              <w:rPr>
+                <w:rFonts w:ascii="Times New Roman" w:hAnsi="Times New Roman" w:cs="Times New Roman"/>
+                <w:sz w:val="28"/>
+                <w:szCs w:val="28"/>
+                <w:lang w:val="uz-Cyrl-UZ"/>
+              </w:rPr>
+              <w:t xml:space="preserve">____________________________</w:t>
+            </w:r>
+          </w:p>
+          <w:p>
+            <w:pPr>
+              <w:spacing w:before="120" w:after="120" w:line="240" w:lineRule="auto"/>
+              <w:jc w:val="center"/>
+            </w:pPr>
+            <w:r>
+              <w:rPr>
+                <w:rFonts w:ascii="Times New Roman" w:hAnsi="Times New Roman" w:cs="Times New Roman"/>
+                <w:b/>
+                <w:bCs/>
+                <w:sz w:val="28"/>
+                <w:szCs w:val="28"/>
+                <w:lang w:val="uz-Cyrl-UZ"/>
+              </w:rPr>
+              <w:t xml:space="preserve">Ш. Каримов</w:t>
+            </w:r>
+          </w:p>
+        </w:tc>
+        <w:tc>
+          <w:tcPr>
+            <w:tcW w:w="4500" w:type="dxa"/>
+            <w:tcMar>
+              <w:top w:w="120" w:type="dxa"/>
+              <w:bottom w:w="120" w:type="dxa"/>
+            </w:tcMar>
+          </w:tcPr>
+          <w:p>
+            <w:pPr>
+              <w:spacing w:before="120" w:after="120" w:line="240" w:lineRule="auto"/>
+              <w:jc w:val="center"/>
+            </w:pPr>
+            <w:r>
+              <w:rPr>
+                <w:rFonts w:ascii="Times New Roman" w:hAnsi="Times New Roman" w:cs="Times New Roman"/>
+                <w:b/>
+                <w:bCs/>
+                <w:sz w:val="28"/>
+                <w:szCs w:val="28"/>
+                <w:lang w:val="uz-Cyrl-UZ"/>
+              </w:rPr>
+              <w:t xml:space="preserve">ИНВЕСТОР</w:t>
+            </w:r>
+          </w:p>
+          <w:p>
+            <w:pPr>
+              <w:spacing w:before="120" w:after="120" w:line="240" w:lineRule="auto"/>
+              <w:jc w:val="center"/>
+            </w:pPr>
+            <w:r>
+              <w:rPr>
+                <w:rFonts w:ascii="Times New Roman" w:hAnsi="Times New Roman" w:cs="Times New Roman"/>
+                <w:sz w:val="28"/>
+                <w:szCs w:val="28"/>
+                <w:lang w:val="uz-Cyrl-UZ"/>
+              </w:rPr>
+              <w:t xml:space="preserve"> </w:t>
+            </w:r>
+          </w:p>
+          <w:p>
+            <w:pPr>
+              <w:spacing w:before="120" w:after="120" w:line="240" w:lineRule="auto"/>
+              <w:jc w:val="center"/>
+            </w:pPr>
+            <w:r>
+              <w:rPr>
+                <w:rFonts w:ascii="Times New Roman" w:hAnsi="Times New Roman" w:cs="Times New Roman"/>
+                <w:sz w:val="28"/>
+                <w:szCs w:val="28"/>
+                <w:lang w:val="uz-Cyrl-UZ"/>
+              </w:rPr>
+              <w:t xml:space="preserve"> </w:t>
+            </w:r>
+          </w:p>
+          <w:p>
+            <w:pPr>
+              <w:spacing w:before="120" w:after="120" w:line="240" w:lineRule="auto"/>
+              <w:jc w:val="center"/>
+            </w:pPr>
+            <w:r>
+              <w:rPr>
+                <w:rFonts w:ascii="Times New Roman" w:hAnsi="Times New Roman" w:cs="Times New Roman"/>
+                <w:sz w:val="28"/>
+                <w:szCs w:val="28"/>
+                <w:lang w:val="uz-Cyrl-UZ"/>
+              </w:rPr>
+              <w:t xml:space="preserve">____________________________</w:t>
+            </w:r>
+          </w:p>
+          <w:p>
+            <w:pPr>
+              <w:spacing w:before="120" w:after="120" w:line="240" w:lineRule="auto"/>
+              <w:jc w:val="center"/>
+            </w:pPr>
+            <w:r>
+              <w:rPr>
+                <w:rFonts w:ascii="Times New Roman" w:hAnsi="Times New Roman" w:cs="Times New Roman"/>
+                <w:b/>
+                <w:bCs/>
+                <w:sz w:val="28"/>
+                <w:szCs w:val="28"/>
+                <w:lang w:val="uz-Cyrl-UZ"/>
+              </w:rPr>
+              <w:t xml:space="preserve">Усмонов Сардор</w:t>
             </w:r>
           </w:p>
         </w:tc>

--- a/public/uploads/contracts/draft-19.docx
+++ b/public/uploads/contracts/draft-19.docx
@@ -1148,6 +1148,21 @@
                 <w:lang w:val="uz-Cyrl-UZ"/>
               </w:rPr>
               <w:t xml:space="preserve"> </w:t>
+            </w:r>
+          </w:p>
+          <w:p>
+            <w:pPr>
+              <w:jc w:val="center"/>
+              <w:spacing w:after="20"/>
+            </w:pPr>
+            <w:r>
+              <w:rPr>
+                <w:rFonts w:ascii="Times New Roman" w:hAnsi="Times New Roman" w:cs="Times New Roman"/>
+                <w:sz w:val="28"/>
+                <w:szCs w:val="28"/>
+                <w:lang w:val="uz-Cyrl-UZ"/>
+              </w:rPr>
+              <w:t xml:space="preserve">Имзо:</w:t>
             </w:r>
           </w:p>
           <w:p>
@@ -1233,7 +1248,7 @@
                 <w:szCs w:val="28"/>
                 <w:lang w:val="uz-Cyrl-UZ"/>
               </w:rPr>
-              <w:t xml:space="preserve">19-сон, 2026-йил 1-июл</w:t>
+              <w:t xml:space="preserve">19-сон, 2025-йил 24-октябр</w:t>
             </w:r>
           </w:p>
         </w:tc>
@@ -1350,6 +1365,21 @@
                 <w:lang w:val="uz-Cyrl-UZ"/>
               </w:rPr>
               <w:t xml:space="preserve"> </w:t>
+            </w:r>
+          </w:p>
+          <w:p>
+            <w:pPr>
+              <w:jc w:val="center"/>
+              <w:spacing w:after="20"/>
+            </w:pPr>
+            <w:r>
+              <w:rPr>
+                <w:rFonts w:ascii="Times New Roman" w:hAnsi="Times New Roman" w:cs="Times New Roman"/>
+                <w:sz w:val="28"/>
+                <w:szCs w:val="28"/>
+                <w:lang w:val="uz-Cyrl-UZ"/>
+              </w:rPr>
+              <w:t xml:space="preserve">Имзо:</w:t>
             </w:r>
           </w:p>
           <w:p>
@@ -1420,7 +1450,7 @@
                 <w:szCs w:val="28"/>
                 <w:lang w:val="uz-Cyrl-UZ"/>
               </w:rPr>
-              <w:t xml:space="preserve">2026-йил 1-июл</w:t>
+              <w:t xml:space="preserve">2025-йил 25-октябр</w:t>
             </w:r>
           </w:p>
         </w:tc>
@@ -1462,7 +1492,7 @@
           <w:szCs w:val="28"/>
           <w:lang w:val="uz-Cyrl-UZ"/>
         </w:rPr>
-        <w:t xml:space="preserve">ART-2026-A-19-сонли шартномага</w:t>
+        <w:t xml:space="preserve">А-25-D5UMC-сонли шартномага</w:t>
       </w:r>
     </w:p>
     <w:p>
@@ -1497,7 +1527,7 @@
           <w:szCs w:val="28"/>
           <w:lang w:val="uz-Cyrl-UZ"/>
         </w:rPr>
-        <w:t xml:space="preserve">Йиғимнинг қолган 80% тўлаш</w:t>
+        <w:t xml:space="preserve">Шартноманинг бир йиллик тўлов</w:t>
       </w:r>
     </w:p>
     <w:p>
@@ -1600,7 +1630,7 @@
                 <w:szCs w:val="28"/>
                 <w:lang w:val="uz-Cyrl-UZ"/>
               </w:rPr>
-              <w:t xml:space="preserve">5 940 000.00 сўм</w:t>
+              <w:t xml:space="preserve">2 475 000.00 сўм</w:t>
             </w:r>
           </w:p>
         </w:tc>
@@ -1648,7 +1678,7 @@
                 <w:szCs w:val="28"/>
                 <w:lang w:val="uz-Cyrl-UZ"/>
               </w:rPr>
-              <w:t xml:space="preserve">20.11.2026</w:t>
+              <w:t xml:space="preserve">20.09.2026</w:t>
             </w:r>
           </w:p>
         </w:tc>
@@ -1671,7 +1701,7 @@
                 <w:szCs w:val="28"/>
                 <w:lang w:val="uz-Cyrl-UZ"/>
               </w:rPr>
-              <w:t xml:space="preserve">5 940 000.00 сўм</w:t>
+              <w:t xml:space="preserve">2 475 000.00 сўм</w:t>
             </w:r>
           </w:p>
         </w:tc>
@@ -1719,7 +1749,7 @@
                 <w:szCs w:val="28"/>
                 <w:lang w:val="uz-Cyrl-UZ"/>
               </w:rPr>
-              <w:t xml:space="preserve">20.02.2027</w:t>
+              <w:t xml:space="preserve">20.10.2026</w:t>
             </w:r>
           </w:p>
         </w:tc>
@@ -1742,7 +1772,7 @@
                 <w:szCs w:val="28"/>
                 <w:lang w:val="uz-Cyrl-UZ"/>
               </w:rPr>
-              <w:t xml:space="preserve">5 940 000.00 сўм</w:t>
+              <w:t xml:space="preserve">2 475 000.00 сўм</w:t>
             </w:r>
           </w:p>
         </w:tc>
@@ -1790,7 +1820,7 @@
                 <w:szCs w:val="28"/>
                 <w:lang w:val="uz-Cyrl-UZ"/>
               </w:rPr>
-              <w:t xml:space="preserve">20.05.2027</w:t>
+              <w:t xml:space="preserve">20.11.2026</w:t>
             </w:r>
           </w:p>
         </w:tc>
@@ -1813,7 +1843,7 @@
                 <w:szCs w:val="28"/>
                 <w:lang w:val="uz-Cyrl-UZ"/>
               </w:rPr>
-              <w:t xml:space="preserve">5 940 000.00 сўм</w:t>
+              <w:t xml:space="preserve">2 475 000.00 сўм</w:t>
             </w:r>
           </w:p>
         </w:tc>
@@ -1832,6 +1862,574 @@
             <w:r>
               <w:rPr>
                 <w:rFonts w:ascii="Times New Roman" w:hAnsi="Times New Roman" w:cs="Times New Roman"/>
+                <w:b/>
+                <w:bCs/>
+                <w:sz w:val="28"/>
+                <w:szCs w:val="28"/>
+                <w:lang w:val="uz-Cyrl-UZ"/>
+              </w:rPr>
+              <w:t xml:space="preserve">5.</w:t>
+            </w:r>
+          </w:p>
+        </w:tc>
+        <w:tc>
+          <w:tcPr>
+            <w:tcW w:w="2100" w:type="dxa"/>
+            <w:vAlign w:val="center"/>
+          </w:tcPr>
+          <w:p>
+            <w:pPr>
+              <w:spacing w:before="120" w:after="120" w:line="240" w:lineRule="auto"/>
+              <w:jc w:val="center"/>
+            </w:pPr>
+            <w:r>
+              <w:rPr>
+                <w:rFonts w:ascii="Times New Roman" w:hAnsi="Times New Roman" w:cs="Times New Roman"/>
+                <w:b/>
+                <w:bCs/>
+                <w:sz w:val="28"/>
+                <w:szCs w:val="28"/>
+                <w:lang w:val="uz-Cyrl-UZ"/>
+              </w:rPr>
+              <w:t xml:space="preserve">20.12.2026</w:t>
+            </w:r>
+          </w:p>
+        </w:tc>
+        <w:tc>
+          <w:tcPr>
+            <w:tcW w:w="6050" w:type="dxa"/>
+            <w:vAlign w:val="center"/>
+          </w:tcPr>
+          <w:p>
+            <w:pPr>
+              <w:spacing w:before="120" w:after="120" w:line="240" w:lineRule="auto"/>
+              <w:jc w:val="center"/>
+            </w:pPr>
+            <w:r>
+              <w:rPr>
+                <w:rFonts w:ascii="Times New Roman" w:hAnsi="Times New Roman" w:cs="Times New Roman"/>
+                <w:b/>
+                <w:bCs/>
+                <w:sz w:val="28"/>
+                <w:szCs w:val="28"/>
+                <w:lang w:val="uz-Cyrl-UZ"/>
+              </w:rPr>
+              <w:t xml:space="preserve">2 475 000.00 сўм</w:t>
+            </w:r>
+          </w:p>
+        </w:tc>
+      </w:tr>
+      <w:tr>
+        <w:tc>
+          <w:tcPr>
+            <w:tcW w:w="850" w:type="dxa"/>
+            <w:vAlign w:val="center"/>
+          </w:tcPr>
+          <w:p>
+            <w:pPr>
+              <w:spacing w:before="120" w:after="120" w:line="240" w:lineRule="auto"/>
+              <w:jc w:val="center"/>
+            </w:pPr>
+            <w:r>
+              <w:rPr>
+                <w:rFonts w:ascii="Times New Roman" w:hAnsi="Times New Roman" w:cs="Times New Roman"/>
+                <w:b/>
+                <w:bCs/>
+                <w:sz w:val="28"/>
+                <w:szCs w:val="28"/>
+                <w:lang w:val="uz-Cyrl-UZ"/>
+              </w:rPr>
+              <w:t xml:space="preserve">6.</w:t>
+            </w:r>
+          </w:p>
+        </w:tc>
+        <w:tc>
+          <w:tcPr>
+            <w:tcW w:w="2100" w:type="dxa"/>
+            <w:vAlign w:val="center"/>
+          </w:tcPr>
+          <w:p>
+            <w:pPr>
+              <w:spacing w:before="120" w:after="120" w:line="240" w:lineRule="auto"/>
+              <w:jc w:val="center"/>
+            </w:pPr>
+            <w:r>
+              <w:rPr>
+                <w:rFonts w:ascii="Times New Roman" w:hAnsi="Times New Roman" w:cs="Times New Roman"/>
+                <w:b/>
+                <w:bCs/>
+                <w:sz w:val="28"/>
+                <w:szCs w:val="28"/>
+                <w:lang w:val="uz-Cyrl-UZ"/>
+              </w:rPr>
+              <w:t xml:space="preserve">20.01.2027</w:t>
+            </w:r>
+          </w:p>
+        </w:tc>
+        <w:tc>
+          <w:tcPr>
+            <w:tcW w:w="6050" w:type="dxa"/>
+            <w:vAlign w:val="center"/>
+          </w:tcPr>
+          <w:p>
+            <w:pPr>
+              <w:spacing w:before="120" w:after="120" w:line="240" w:lineRule="auto"/>
+              <w:jc w:val="center"/>
+            </w:pPr>
+            <w:r>
+              <w:rPr>
+                <w:rFonts w:ascii="Times New Roman" w:hAnsi="Times New Roman" w:cs="Times New Roman"/>
+                <w:b/>
+                <w:bCs/>
+                <w:sz w:val="28"/>
+                <w:szCs w:val="28"/>
+                <w:lang w:val="uz-Cyrl-UZ"/>
+              </w:rPr>
+              <w:t xml:space="preserve">2 475 000.00 сўм</w:t>
+            </w:r>
+          </w:p>
+        </w:tc>
+      </w:tr>
+      <w:tr>
+        <w:tc>
+          <w:tcPr>
+            <w:tcW w:w="850" w:type="dxa"/>
+            <w:vAlign w:val="center"/>
+          </w:tcPr>
+          <w:p>
+            <w:pPr>
+              <w:spacing w:before="120" w:after="120" w:line="240" w:lineRule="auto"/>
+              <w:jc w:val="center"/>
+            </w:pPr>
+            <w:r>
+              <w:rPr>
+                <w:rFonts w:ascii="Times New Roman" w:hAnsi="Times New Roman" w:cs="Times New Roman"/>
+                <w:b/>
+                <w:bCs/>
+                <w:sz w:val="28"/>
+                <w:szCs w:val="28"/>
+                <w:lang w:val="uz-Cyrl-UZ"/>
+              </w:rPr>
+              <w:t xml:space="preserve">7.</w:t>
+            </w:r>
+          </w:p>
+        </w:tc>
+        <w:tc>
+          <w:tcPr>
+            <w:tcW w:w="2100" w:type="dxa"/>
+            <w:vAlign w:val="center"/>
+          </w:tcPr>
+          <w:p>
+            <w:pPr>
+              <w:spacing w:before="120" w:after="120" w:line="240" w:lineRule="auto"/>
+              <w:jc w:val="center"/>
+            </w:pPr>
+            <w:r>
+              <w:rPr>
+                <w:rFonts w:ascii="Times New Roman" w:hAnsi="Times New Roman" w:cs="Times New Roman"/>
+                <w:b/>
+                <w:bCs/>
+                <w:sz w:val="28"/>
+                <w:szCs w:val="28"/>
+                <w:lang w:val="uz-Cyrl-UZ"/>
+              </w:rPr>
+              <w:t xml:space="preserve">20.02.2027</w:t>
+            </w:r>
+          </w:p>
+        </w:tc>
+        <w:tc>
+          <w:tcPr>
+            <w:tcW w:w="6050" w:type="dxa"/>
+            <w:vAlign w:val="center"/>
+          </w:tcPr>
+          <w:p>
+            <w:pPr>
+              <w:spacing w:before="120" w:after="120" w:line="240" w:lineRule="auto"/>
+              <w:jc w:val="center"/>
+            </w:pPr>
+            <w:r>
+              <w:rPr>
+                <w:rFonts w:ascii="Times New Roman" w:hAnsi="Times New Roman" w:cs="Times New Roman"/>
+                <w:b/>
+                <w:bCs/>
+                <w:sz w:val="28"/>
+                <w:szCs w:val="28"/>
+                <w:lang w:val="uz-Cyrl-UZ"/>
+              </w:rPr>
+              <w:t xml:space="preserve">2 475 000.00 сўм</w:t>
+            </w:r>
+          </w:p>
+        </w:tc>
+      </w:tr>
+      <w:tr>
+        <w:tc>
+          <w:tcPr>
+            <w:tcW w:w="850" w:type="dxa"/>
+            <w:vAlign w:val="center"/>
+          </w:tcPr>
+          <w:p>
+            <w:pPr>
+              <w:spacing w:before="120" w:after="120" w:line="240" w:lineRule="auto"/>
+              <w:jc w:val="center"/>
+            </w:pPr>
+            <w:r>
+              <w:rPr>
+                <w:rFonts w:ascii="Times New Roman" w:hAnsi="Times New Roman" w:cs="Times New Roman"/>
+                <w:b/>
+                <w:bCs/>
+                <w:sz w:val="28"/>
+                <w:szCs w:val="28"/>
+                <w:lang w:val="uz-Cyrl-UZ"/>
+              </w:rPr>
+              <w:t xml:space="preserve">8.</w:t>
+            </w:r>
+          </w:p>
+        </w:tc>
+        <w:tc>
+          <w:tcPr>
+            <w:tcW w:w="2100" w:type="dxa"/>
+            <w:vAlign w:val="center"/>
+          </w:tcPr>
+          <w:p>
+            <w:pPr>
+              <w:spacing w:before="120" w:after="120" w:line="240" w:lineRule="auto"/>
+              <w:jc w:val="center"/>
+            </w:pPr>
+            <w:r>
+              <w:rPr>
+                <w:rFonts w:ascii="Times New Roman" w:hAnsi="Times New Roman" w:cs="Times New Roman"/>
+                <w:b/>
+                <w:bCs/>
+                <w:sz w:val="28"/>
+                <w:szCs w:val="28"/>
+                <w:lang w:val="uz-Cyrl-UZ"/>
+              </w:rPr>
+              <w:t xml:space="preserve">20.03.2027</w:t>
+            </w:r>
+          </w:p>
+        </w:tc>
+        <w:tc>
+          <w:tcPr>
+            <w:tcW w:w="6050" w:type="dxa"/>
+            <w:vAlign w:val="center"/>
+          </w:tcPr>
+          <w:p>
+            <w:pPr>
+              <w:spacing w:before="120" w:after="120" w:line="240" w:lineRule="auto"/>
+              <w:jc w:val="center"/>
+            </w:pPr>
+            <w:r>
+              <w:rPr>
+                <w:rFonts w:ascii="Times New Roman" w:hAnsi="Times New Roman" w:cs="Times New Roman"/>
+                <w:b/>
+                <w:bCs/>
+                <w:sz w:val="28"/>
+                <w:szCs w:val="28"/>
+                <w:lang w:val="uz-Cyrl-UZ"/>
+              </w:rPr>
+              <w:t xml:space="preserve">2 475 000.00 сўм</w:t>
+            </w:r>
+          </w:p>
+        </w:tc>
+      </w:tr>
+      <w:tr>
+        <w:tc>
+          <w:tcPr>
+            <w:tcW w:w="850" w:type="dxa"/>
+            <w:vAlign w:val="center"/>
+          </w:tcPr>
+          <w:p>
+            <w:pPr>
+              <w:spacing w:before="120" w:after="120" w:line="240" w:lineRule="auto"/>
+              <w:jc w:val="center"/>
+            </w:pPr>
+            <w:r>
+              <w:rPr>
+                <w:rFonts w:ascii="Times New Roman" w:hAnsi="Times New Roman" w:cs="Times New Roman"/>
+                <w:b/>
+                <w:bCs/>
+                <w:sz w:val="28"/>
+                <w:szCs w:val="28"/>
+                <w:lang w:val="uz-Cyrl-UZ"/>
+              </w:rPr>
+              <w:t xml:space="preserve">9.</w:t>
+            </w:r>
+          </w:p>
+        </w:tc>
+        <w:tc>
+          <w:tcPr>
+            <w:tcW w:w="2100" w:type="dxa"/>
+            <w:vAlign w:val="center"/>
+          </w:tcPr>
+          <w:p>
+            <w:pPr>
+              <w:spacing w:before="120" w:after="120" w:line="240" w:lineRule="auto"/>
+              <w:jc w:val="center"/>
+            </w:pPr>
+            <w:r>
+              <w:rPr>
+                <w:rFonts w:ascii="Times New Roman" w:hAnsi="Times New Roman" w:cs="Times New Roman"/>
+                <w:b/>
+                <w:bCs/>
+                <w:sz w:val="28"/>
+                <w:szCs w:val="28"/>
+                <w:lang w:val="uz-Cyrl-UZ"/>
+              </w:rPr>
+              <w:t xml:space="preserve">20.04.2027</w:t>
+            </w:r>
+          </w:p>
+        </w:tc>
+        <w:tc>
+          <w:tcPr>
+            <w:tcW w:w="6050" w:type="dxa"/>
+            <w:vAlign w:val="center"/>
+          </w:tcPr>
+          <w:p>
+            <w:pPr>
+              <w:spacing w:before="120" w:after="120" w:line="240" w:lineRule="auto"/>
+              <w:jc w:val="center"/>
+            </w:pPr>
+            <w:r>
+              <w:rPr>
+                <w:rFonts w:ascii="Times New Roman" w:hAnsi="Times New Roman" w:cs="Times New Roman"/>
+                <w:b/>
+                <w:bCs/>
+                <w:sz w:val="28"/>
+                <w:szCs w:val="28"/>
+                <w:lang w:val="uz-Cyrl-UZ"/>
+              </w:rPr>
+              <w:t xml:space="preserve">2 475 000.00 сўм</w:t>
+            </w:r>
+          </w:p>
+        </w:tc>
+      </w:tr>
+      <w:tr>
+        <w:tc>
+          <w:tcPr>
+            <w:tcW w:w="850" w:type="dxa"/>
+            <w:vAlign w:val="center"/>
+          </w:tcPr>
+          <w:p>
+            <w:pPr>
+              <w:spacing w:before="120" w:after="120" w:line="240" w:lineRule="auto"/>
+              <w:jc w:val="center"/>
+            </w:pPr>
+            <w:r>
+              <w:rPr>
+                <w:rFonts w:ascii="Times New Roman" w:hAnsi="Times New Roman" w:cs="Times New Roman"/>
+                <w:b/>
+                <w:bCs/>
+                <w:sz w:val="28"/>
+                <w:szCs w:val="28"/>
+                <w:lang w:val="uz-Cyrl-UZ"/>
+              </w:rPr>
+              <w:t xml:space="preserve">10.</w:t>
+            </w:r>
+          </w:p>
+        </w:tc>
+        <w:tc>
+          <w:tcPr>
+            <w:tcW w:w="2100" w:type="dxa"/>
+            <w:vAlign w:val="center"/>
+          </w:tcPr>
+          <w:p>
+            <w:pPr>
+              <w:spacing w:before="120" w:after="120" w:line="240" w:lineRule="auto"/>
+              <w:jc w:val="center"/>
+            </w:pPr>
+            <w:r>
+              <w:rPr>
+                <w:rFonts w:ascii="Times New Roman" w:hAnsi="Times New Roman" w:cs="Times New Roman"/>
+                <w:b/>
+                <w:bCs/>
+                <w:sz w:val="28"/>
+                <w:szCs w:val="28"/>
+                <w:lang w:val="uz-Cyrl-UZ"/>
+              </w:rPr>
+              <w:t xml:space="preserve">20.05.2027</w:t>
+            </w:r>
+          </w:p>
+        </w:tc>
+        <w:tc>
+          <w:tcPr>
+            <w:tcW w:w="6050" w:type="dxa"/>
+            <w:vAlign w:val="center"/>
+          </w:tcPr>
+          <w:p>
+            <w:pPr>
+              <w:spacing w:before="120" w:after="120" w:line="240" w:lineRule="auto"/>
+              <w:jc w:val="center"/>
+            </w:pPr>
+            <w:r>
+              <w:rPr>
+                <w:rFonts w:ascii="Times New Roman" w:hAnsi="Times New Roman" w:cs="Times New Roman"/>
+                <w:b/>
+                <w:bCs/>
+                <w:sz w:val="28"/>
+                <w:szCs w:val="28"/>
+                <w:lang w:val="uz-Cyrl-UZ"/>
+              </w:rPr>
+              <w:t xml:space="preserve">2 475 000.00 сўм</w:t>
+            </w:r>
+          </w:p>
+        </w:tc>
+      </w:tr>
+      <w:tr>
+        <w:tc>
+          <w:tcPr>
+            <w:tcW w:w="850" w:type="dxa"/>
+            <w:vAlign w:val="center"/>
+          </w:tcPr>
+          <w:p>
+            <w:pPr>
+              <w:spacing w:before="120" w:after="120" w:line="240" w:lineRule="auto"/>
+              <w:jc w:val="center"/>
+            </w:pPr>
+            <w:r>
+              <w:rPr>
+                <w:rFonts w:ascii="Times New Roman" w:hAnsi="Times New Roman" w:cs="Times New Roman"/>
+                <w:b/>
+                <w:bCs/>
+                <w:sz w:val="28"/>
+                <w:szCs w:val="28"/>
+                <w:lang w:val="uz-Cyrl-UZ"/>
+              </w:rPr>
+              <w:t xml:space="preserve">11.</w:t>
+            </w:r>
+          </w:p>
+        </w:tc>
+        <w:tc>
+          <w:tcPr>
+            <w:tcW w:w="2100" w:type="dxa"/>
+            <w:vAlign w:val="center"/>
+          </w:tcPr>
+          <w:p>
+            <w:pPr>
+              <w:spacing w:before="120" w:after="120" w:line="240" w:lineRule="auto"/>
+              <w:jc w:val="center"/>
+            </w:pPr>
+            <w:r>
+              <w:rPr>
+                <w:rFonts w:ascii="Times New Roman" w:hAnsi="Times New Roman" w:cs="Times New Roman"/>
+                <w:b/>
+                <w:bCs/>
+                <w:sz w:val="28"/>
+                <w:szCs w:val="28"/>
+                <w:lang w:val="uz-Cyrl-UZ"/>
+              </w:rPr>
+              <w:t xml:space="preserve">20.06.2027</w:t>
+            </w:r>
+          </w:p>
+        </w:tc>
+        <w:tc>
+          <w:tcPr>
+            <w:tcW w:w="6050" w:type="dxa"/>
+            <w:vAlign w:val="center"/>
+          </w:tcPr>
+          <w:p>
+            <w:pPr>
+              <w:spacing w:before="120" w:after="120" w:line="240" w:lineRule="auto"/>
+              <w:jc w:val="center"/>
+            </w:pPr>
+            <w:r>
+              <w:rPr>
+                <w:rFonts w:ascii="Times New Roman" w:hAnsi="Times New Roman" w:cs="Times New Roman"/>
+                <w:b/>
+                <w:bCs/>
+                <w:sz w:val="28"/>
+                <w:szCs w:val="28"/>
+                <w:lang w:val="uz-Cyrl-UZ"/>
+              </w:rPr>
+              <w:t xml:space="preserve">2 475 000.00 сўм</w:t>
+            </w:r>
+          </w:p>
+        </w:tc>
+      </w:tr>
+      <w:tr>
+        <w:tc>
+          <w:tcPr>
+            <w:tcW w:w="850" w:type="dxa"/>
+            <w:vAlign w:val="center"/>
+          </w:tcPr>
+          <w:p>
+            <w:pPr>
+              <w:spacing w:before="120" w:after="120" w:line="240" w:lineRule="auto"/>
+              <w:jc w:val="center"/>
+            </w:pPr>
+            <w:r>
+              <w:rPr>
+                <w:rFonts w:ascii="Times New Roman" w:hAnsi="Times New Roman" w:cs="Times New Roman"/>
+                <w:b/>
+                <w:bCs/>
+                <w:sz w:val="28"/>
+                <w:szCs w:val="28"/>
+                <w:lang w:val="uz-Cyrl-UZ"/>
+              </w:rPr>
+              <w:t xml:space="preserve">12.</w:t>
+            </w:r>
+          </w:p>
+        </w:tc>
+        <w:tc>
+          <w:tcPr>
+            <w:tcW w:w="2100" w:type="dxa"/>
+            <w:vAlign w:val="center"/>
+          </w:tcPr>
+          <w:p>
+            <w:pPr>
+              <w:spacing w:before="120" w:after="120" w:line="240" w:lineRule="auto"/>
+              <w:jc w:val="center"/>
+            </w:pPr>
+            <w:r>
+              <w:rPr>
+                <w:rFonts w:ascii="Times New Roman" w:hAnsi="Times New Roman" w:cs="Times New Roman"/>
+                <w:b/>
+                <w:bCs/>
+                <w:sz w:val="28"/>
+                <w:szCs w:val="28"/>
+                <w:lang w:val="uz-Cyrl-UZ"/>
+              </w:rPr>
+              <w:t xml:space="preserve">20.07.2027</w:t>
+            </w:r>
+          </w:p>
+        </w:tc>
+        <w:tc>
+          <w:tcPr>
+            <w:tcW w:w="6050" w:type="dxa"/>
+            <w:vAlign w:val="center"/>
+          </w:tcPr>
+          <w:p>
+            <w:pPr>
+              <w:spacing w:before="120" w:after="120" w:line="240" w:lineRule="auto"/>
+              <w:jc w:val="center"/>
+            </w:pPr>
+            <w:r>
+              <w:rPr>
+                <w:rFonts w:ascii="Times New Roman" w:hAnsi="Times New Roman" w:cs="Times New Roman"/>
+                <w:b/>
+                <w:bCs/>
+                <w:sz w:val="28"/>
+                <w:szCs w:val="28"/>
+                <w:lang w:val="uz-Cyrl-UZ"/>
+              </w:rPr>
+              <w:t xml:space="preserve">2 475 000.00 сўм</w:t>
+            </w:r>
+          </w:p>
+        </w:tc>
+      </w:tr>
+      <w:tr>
+        <w:tc>
+          <w:tcPr>
+            <w:tcW w:w="850" w:type="dxa"/>
+            <w:vAlign w:val="center"/>
+          </w:tcPr>
+          <w:p>
+            <w:pPr>
+              <w:spacing w:before="120" w:after="120" w:line="240" w:lineRule="auto"/>
+              <w:jc w:val="center"/>
+            </w:pPr>
+            <w:r>
+              <w:rPr>
+                <w:rFonts w:ascii="Times New Roman" w:hAnsi="Times New Roman" w:cs="Times New Roman"/>
                 <w:sz w:val="28"/>
                 <w:szCs w:val="28"/>
                 <w:lang w:val="uz-Cyrl-UZ"/>
@@ -1882,7 +2480,7 @@
                 <w:szCs w:val="28"/>
                 <w:lang w:val="uz-Cyrl-UZ"/>
               </w:rPr>
-              <w:t xml:space="preserve">23 760 000.00 сўм</w:t>
+              <w:t xml:space="preserve">29 700 000.00 сўм</w:t>
             </w:r>
           </w:p>
         </w:tc>
@@ -1987,7 +2585,7 @@
                 <w:szCs w:val="28"/>
                 <w:lang w:val="uz-Cyrl-UZ"/>
               </w:rPr>
-              <w:t xml:space="preserve">Ш. Каримов</w:t>
+              <w:t xml:space="preserve">Каримов Шавкат</w:t>
             </w:r>
           </w:p>
         </w:tc>
